--- a/report.docx
+++ b/report.docx
@@ -39,21 +39,13 @@
         </w:rPr>
       </w:pPr>
       <w:r>
-        <w:t xml:space="preserve">The final implementation uses PyTorch and TorchVision. The backbone is initialized from TorchVision EfficientNet-B3 ImageNet-1K classification pretrained weights, while the segmentation neck and head are implemented manually. The overall goal was to balance segmentation accuracy and computational efficiency, since the final score considers both </w:t>
-      </w:r>
-      <w:proofErr w:type="spellStart"/>
-      <w:r>
-        <w:t>mIoU</w:t>
-      </w:r>
-      <w:proofErr w:type="spellEnd"/>
-      <w:r>
-        <w:t xml:space="preserve"> and FLOPs.</w:t>
+        <w:t>The final implementation uses PyTorch and TorchVision. The backbone is initialized from TorchVision EfficientNet-B3 ImageNet-1K classification pretrained weights, while the segmentation neck and head are implemented manually. The overall goal was to balance segmentation accuracy and computational efficiency, since the final score considers both mIoU and FLOPs.</w:t>
       </w:r>
     </w:p>
     <w:p>
       <w:pPr>
         <w:rPr>
-          <w:rFonts w:eastAsia="맑은 고딕" w:hint="eastAsia"/>
+          <w:rFonts w:eastAsia="맑은 고딕"/>
           <w:lang w:eastAsia="ko-KR"/>
         </w:rPr>
       </w:pPr>
@@ -545,7 +537,7 @@
     <w:p>
       <w:pPr>
         <w:rPr>
-          <w:rFonts w:eastAsia="맑은 고딕" w:hint="eastAsia"/>
+          <w:rFonts w:eastAsia="맑은 고딕"/>
           <w:lang w:eastAsia="ko-KR"/>
         </w:rPr>
       </w:pPr>
@@ -710,10 +702,7 @@
               <w:spacing w:after="0"/>
             </w:pPr>
             <w:r>
-              <w:t>T</w:t>
-            </w:r>
-            <w:r>
-              <w:t>rain</w:t>
+              <w:t>Train</w:t>
             </w:r>
           </w:p>
         </w:tc>
@@ -779,10 +768,7 @@
               <w:spacing w:after="0"/>
             </w:pPr>
             <w:r>
-              <w:t>T</w:t>
-            </w:r>
-            <w:r>
-              <w:t>rain</w:t>
+              <w:t>Train</w:t>
             </w:r>
           </w:p>
         </w:tc>
@@ -1022,10 +1008,7 @@
               <w:spacing w:after="0"/>
             </w:pPr>
             <w:r>
-              <w:t>V</w:t>
-            </w:r>
-            <w:r>
-              <w:t>al</w:t>
+              <w:t>Val</w:t>
             </w:r>
           </w:p>
         </w:tc>
@@ -1507,7 +1490,7 @@
     <w:p>
       <w:pPr>
         <w:rPr>
-          <w:rFonts w:eastAsia="맑은 고딕" w:hint="eastAsia"/>
+          <w:rFonts w:eastAsia="맑은 고딕"/>
           <w:lang w:eastAsia="ko-KR"/>
         </w:rPr>
       </w:pPr>
@@ -1526,7 +1509,27 @@
     </w:p>
     <w:p>
       <w:r>
-        <w:t xml:space="preserve">The model was trained on Google Colab using CUDA GPU acceleration. The project was mainly designed for Colab T4, L4, A100 environments. In most cases L4 has been used, however while training EfficientNet-B3, I used A100. </w:t>
+        <w:t>The model was trained on Google Colab using CUDA GPU acceleration. The project was mainly designed for Colab T4, L4, A100 environments. In most cases L4 has been used, however while training EfficientNet-B3</w:t>
+      </w:r>
+      <w:r>
+        <w:rPr>
+          <w:rFonts w:eastAsia="맑은 고딕" w:hint="eastAsia"/>
+          <w:lang w:eastAsia="ko-KR"/>
+        </w:rPr>
+        <w:t xml:space="preserve"> with AdamW</w:t>
+      </w:r>
+      <w:r>
+        <w:t>, I used A100</w:t>
+      </w:r>
+      <w:r>
+        <w:rPr>
+          <w:rFonts w:eastAsia="맑은 고딕" w:hint="eastAsia"/>
+          <w:lang w:eastAsia="ko-KR"/>
+        </w:rPr>
+        <w:t xml:space="preserve"> for almost 16 hours</w:t>
+      </w:r>
+      <w:r>
+        <w:t xml:space="preserve">. </w:t>
       </w:r>
     </w:p>
     <w:p>
@@ -2171,6 +2174,7 @@
     </w:p>
     <w:p>
       <w:r>
+        <w:lastRenderedPageBreak/>
         <w:t>Automatic Mixed Precision was enabled to reduce GPU memory usage and improve training speed. The training loop used gradient scaling when AMP was active.</w:t>
       </w:r>
     </w:p>
@@ -2182,16 +2186,7 @@
         </w:rPr>
       </w:pPr>
       <w:r>
-        <w:lastRenderedPageBreak/>
-        <w:t xml:space="preserve">Checkpoints were saved during training. The latest checkpoint was saved as last.pth, and the best validation checkpoint was saved as best.pth based on validation mIoU. This made training more robust against </w:t>
-      </w:r>
-      <w:proofErr w:type="spellStart"/>
-      <w:r>
-        <w:t>Colab</w:t>
-      </w:r>
-      <w:proofErr w:type="spellEnd"/>
-      <w:r>
-        <w:t xml:space="preserve"> runtime interruptions.</w:t>
+        <w:t>Checkpoints were saved during training. The latest checkpoint was saved as last.pth, and the best validation checkpoint was saved as best.pth based on validation mIoU. This made training more robust against Colab runtime interruptions.</w:t>
       </w:r>
     </w:p>
     <w:p>
@@ -2212,6 +2207,7 @@
       <w:r>
         <w:rPr>
           <w:rFonts w:eastAsia="맑은 고딕"/>
+          <w:noProof/>
           <w:lang w:eastAsia="ko-KR"/>
         </w:rPr>
         <w:drawing>
@@ -2262,6 +2258,7 @@
       <w:r>
         <w:rPr>
           <w:rFonts w:eastAsia="맑은 고딕"/>
+          <w:noProof/>
           <w:lang w:eastAsia="ko-KR"/>
         </w:rPr>
         <w:drawing>
@@ -2313,13 +2310,14 @@
     <w:p>
       <w:pPr>
         <w:rPr>
-          <w:rFonts w:eastAsia="맑은 고딕" w:hint="eastAsia"/>
+          <w:rFonts w:eastAsia="맑은 고딕"/>
           <w:lang w:eastAsia="ko-KR"/>
         </w:rPr>
       </w:pPr>
       <w:r>
         <w:rPr>
           <w:rFonts w:eastAsia="맑은 고딕"/>
+          <w:noProof/>
           <w:lang w:eastAsia="ko-KR"/>
         </w:rPr>
         <w:drawing>
@@ -2370,6 +2368,7 @@
       <w:r>
         <w:rPr>
           <w:rFonts w:eastAsia="맑은 고딕"/>
+          <w:noProof/>
           <w:lang w:eastAsia="ko-KR"/>
         </w:rPr>
         <w:drawing>
@@ -2421,7 +2420,7 @@
     <w:p>
       <w:pPr>
         <w:rPr>
-          <w:rFonts w:eastAsia="맑은 고딕" w:hint="eastAsia"/>
+          <w:rFonts w:eastAsia="맑은 고딕"/>
           <w:lang w:eastAsia="ko-KR"/>
         </w:rPr>
       </w:pPr>
@@ -2463,62 +2462,32 @@
       <w:pPr>
         <w:ind w:left="216"/>
       </w:pPr>
-      <w:proofErr w:type="spellStart"/>
       <w:r>
         <w:rPr>
           <w:rFonts w:ascii="Consolas" w:eastAsia="Consolas" w:hAnsi="Consolas"/>
         </w:rPr>
-        <w:t>IoU</w:t>
-      </w:r>
-      <w:proofErr w:type="spellEnd"/>
-      <w:r>
-        <w:rPr>
-          <w:rFonts w:ascii="Consolas" w:eastAsia="Consolas" w:hAnsi="Consolas"/>
-        </w:rPr>
-        <w:t xml:space="preserve"> = TP / (TP + FP + FN)</w:t>
+        <w:t>IoU = TP / (TP + FP + FN)</w:t>
       </w:r>
     </w:p>
     <w:p>
       <w:pPr>
         <w:ind w:left="216"/>
         <w:rPr>
-          <w:rFonts w:eastAsia="맑은 고딕" w:hint="eastAsia"/>
+          <w:rFonts w:eastAsia="맑은 고딕"/>
           <w:lang w:eastAsia="ko-KR"/>
         </w:rPr>
       </w:pPr>
-      <w:proofErr w:type="spellStart"/>
       <w:r>
         <w:rPr>
           <w:rFonts w:ascii="Consolas" w:eastAsia="Consolas" w:hAnsi="Consolas"/>
         </w:rPr>
-        <w:t>mIoU</w:t>
-      </w:r>
-      <w:proofErr w:type="spellEnd"/>
-      <w:r>
-        <w:rPr>
-          <w:rFonts w:ascii="Consolas" w:eastAsia="Consolas" w:hAnsi="Consolas"/>
-        </w:rPr>
-        <w:t xml:space="preserve"> = mean </w:t>
-      </w:r>
-      <w:proofErr w:type="spellStart"/>
-      <w:r>
-        <w:rPr>
-          <w:rFonts w:ascii="Consolas" w:eastAsia="Consolas" w:hAnsi="Consolas"/>
-        </w:rPr>
-        <w:t>IoU</w:t>
-      </w:r>
-      <w:proofErr w:type="spellEnd"/>
-      <w:r>
-        <w:rPr>
-          <w:rFonts w:ascii="Consolas" w:eastAsia="Consolas" w:hAnsi="Consolas"/>
-        </w:rPr>
-        <w:t xml:space="preserve"> across valid classes</w:t>
+        <w:t>mIoU = mean IoU across valid classes</w:t>
       </w:r>
     </w:p>
     <w:p>
       <w:pPr>
         <w:rPr>
-          <w:rFonts w:eastAsia="맑은 고딕" w:hint="eastAsia"/>
+          <w:rFonts w:eastAsia="맑은 고딕"/>
           <w:lang w:eastAsia="ko-KR"/>
         </w:rPr>
       </w:pPr>
@@ -2677,14 +2646,14 @@
             <w:pPr>
               <w:spacing w:after="0"/>
               <w:rPr>
-                <w:rFonts w:eastAsia="맑은 고딕" w:hint="eastAsia"/>
+                <w:rFonts w:eastAsia="맑은 고딕"/>
                 <w:lang w:eastAsia="ko-KR"/>
               </w:rPr>
             </w:pPr>
             <w:r>
+              <w:lastRenderedPageBreak/>
               <w:t xml:space="preserve">EfficientNet-B3 + </w:t>
             </w:r>
-            <w:proofErr w:type="spellStart"/>
             <w:r>
               <w:rPr>
                 <w:rFonts w:eastAsia="맑은 고딕" w:hint="eastAsia"/>
@@ -2692,7 +2661,6 @@
               </w:rPr>
               <w:t>AdamW</w:t>
             </w:r>
-            <w:proofErr w:type="spellEnd"/>
           </w:p>
         </w:tc>
         <w:tc>
@@ -2710,7 +2678,7 @@
             <w:pPr>
               <w:spacing w:after="0"/>
               <w:rPr>
-                <w:rFonts w:eastAsia="맑은 고딕" w:hint="eastAsia"/>
+                <w:rFonts w:eastAsia="맑은 고딕"/>
                 <w:lang w:eastAsia="ko-KR"/>
               </w:rPr>
             </w:pPr>
@@ -2738,7 +2706,7 @@
             <w:pPr>
               <w:spacing w:after="0"/>
               <w:rPr>
-                <w:rFonts w:eastAsia="맑은 고딕" w:hint="eastAsia"/>
+                <w:rFonts w:eastAsia="맑은 고딕"/>
                 <w:lang w:eastAsia="ko-KR"/>
               </w:rPr>
             </w:pPr>
@@ -2766,7 +2734,7 @@
             <w:pPr>
               <w:spacing w:after="0"/>
               <w:rPr>
-                <w:rFonts w:eastAsia="맑은 고딕" w:hint="eastAsia"/>
+                <w:rFonts w:eastAsia="맑은 고딕"/>
                 <w:lang w:eastAsia="ko-KR"/>
               </w:rPr>
             </w:pPr>
@@ -2800,7 +2768,7 @@
             <w:pPr>
               <w:spacing w:after="0"/>
               <w:rPr>
-                <w:rFonts w:eastAsia="맑은 고딕" w:hint="eastAsia"/>
+                <w:rFonts w:eastAsia="맑은 고딕"/>
                 <w:lang w:eastAsia="ko-KR"/>
               </w:rPr>
             </w:pPr>
@@ -2831,7 +2799,7 @@
             <w:pPr>
               <w:spacing w:after="0"/>
               <w:rPr>
-                <w:rFonts w:eastAsia="맑은 고딕" w:hint="eastAsia"/>
+                <w:rFonts w:eastAsia="맑은 고딕"/>
                 <w:lang w:eastAsia="ko-KR"/>
               </w:rPr>
             </w:pPr>
@@ -2859,7 +2827,7 @@
             <w:pPr>
               <w:spacing w:after="0"/>
               <w:rPr>
-                <w:rFonts w:eastAsia="맑은 고딕" w:hint="eastAsia"/>
+                <w:rFonts w:eastAsia="맑은 고딕"/>
                 <w:lang w:eastAsia="ko-KR"/>
               </w:rPr>
             </w:pPr>
@@ -2887,7 +2855,7 @@
             <w:pPr>
               <w:spacing w:after="0"/>
               <w:rPr>
-                <w:rFonts w:eastAsia="맑은 고딕" w:hint="eastAsia"/>
+                <w:rFonts w:eastAsia="맑은 고딕"/>
                 <w:lang w:eastAsia="ko-KR"/>
               </w:rPr>
             </w:pPr>
@@ -3044,21 +3012,13 @@
         </w:rPr>
       </w:pPr>
       <w:r>
-        <w:t xml:space="preserve">To further improve performance, I changed the optimizer to SGD and resumed training from best.pth. During this additional training phase, another checkpoint was saved at an appropriate point. Although the original best.pth achieved the best validation-set performance, the final test-set evaluation showed that the last checkpoint, trained for the largest number of epochs, achieved the highest </w:t>
-      </w:r>
-      <w:proofErr w:type="spellStart"/>
-      <w:r>
-        <w:t>mIoU</w:t>
-      </w:r>
-      <w:proofErr w:type="spellEnd"/>
-      <w:r>
-        <w:t>.</w:t>
+        <w:t>To further improve performance, I changed the optimizer to SGD and resumed training from best.pth. During this additional training phase, another checkpoint was saved at an appropriate point. Although the original best.pth achieved the best validation-set performance, the final test-set evaluation showed that the last checkpoint, trained for the largest number of epochs, achieved the highest mIoU.</w:t>
       </w:r>
     </w:p>
     <w:p>
       <w:pPr>
         <w:rPr>
-          <w:rFonts w:eastAsia="맑은 고딕" w:hint="eastAsia"/>
+          <w:rFonts w:eastAsia="맑은 고딕"/>
           <w:lang w:eastAsia="ko-KR"/>
         </w:rPr>
       </w:pPr>
@@ -3089,7 +3049,7 @@
     <w:p>
       <w:pPr>
         <w:rPr>
-          <w:rFonts w:eastAsia="맑은 고딕" w:hint="eastAsia"/>
+          <w:rFonts w:eastAsia="맑은 고딕"/>
           <w:lang w:eastAsia="ko-KR"/>
         </w:rPr>
       </w:pPr>
@@ -3624,6 +3584,7 @@
               <w:spacing w:after="0"/>
             </w:pPr>
             <w:r>
+              <w:lastRenderedPageBreak/>
               <w:t>Depthwise convolution in high-level neck</w:t>
             </w:r>
           </w:p>
@@ -3689,7 +3650,7 @@
     <w:p>
       <w:pPr>
         <w:rPr>
-          <w:rFonts w:eastAsia="맑은 고딕" w:hint="eastAsia"/>
+          <w:rFonts w:eastAsia="맑은 고딕"/>
           <w:lang w:eastAsia="ko-KR"/>
         </w:rPr>
       </w:pPr>
@@ -4157,7 +4118,7 @@
     <w:p>
       <w:pPr>
         <w:rPr>
-          <w:rFonts w:eastAsia="맑은 고딕" w:hint="eastAsia"/>
+          <w:rFonts w:eastAsia="맑은 고딕"/>
           <w:lang w:eastAsia="ko-KR"/>
         </w:rPr>
       </w:pPr>
@@ -4209,7 +4170,7 @@
     <w:p>
       <w:pPr>
         <w:rPr>
-          <w:rFonts w:eastAsia="맑은 고딕" w:hint="eastAsia"/>
+          <w:rFonts w:eastAsia="맑은 고딕"/>
           <w:lang w:eastAsia="ko-KR"/>
         </w:rPr>
       </w:pPr>
@@ -4243,22 +4204,14 @@
         <w:rPr>
           <w:rFonts w:ascii="Consolas" w:eastAsia="Consolas" w:hAnsi="Consolas"/>
         </w:rPr>
-        <w:t>submit/</w:t>
+        <w:t>submit/model.onnx</w:t>
       </w:r>
-      <w:proofErr w:type="spellStart"/>
-      <w:r>
-        <w:rPr>
-          <w:rFonts w:ascii="Consolas" w:eastAsia="Consolas" w:hAnsi="Consolas"/>
-        </w:rPr>
-        <w:t>model.onnx</w:t>
-      </w:r>
-      <w:proofErr w:type="spellEnd"/>
     </w:p>
     <w:p>
       <w:pPr>
         <w:ind w:left="216"/>
         <w:rPr>
-          <w:rFonts w:eastAsia="맑은 고딕" w:hint="eastAsia"/>
+          <w:rFonts w:eastAsia="맑은 고딕"/>
           <w:lang w:eastAsia="ko-KR"/>
         </w:rPr>
       </w:pPr>
@@ -4282,6 +4235,7 @@
     </w:p>
     <w:p>
       <w:r>
+        <w:lastRenderedPageBreak/>
         <w:t>In addition, I discussed suitable data augmentation strategies for image segmentation with ChatGPT and used it to help implement and debug augmentation methods. For code cleanup, minor refactoring, and small syntax or implementation issues, I also used GitHub Copilot in VS Code.</w:t>
       </w:r>
     </w:p>
@@ -4293,14 +4247,13 @@
         </w:rPr>
       </w:pPr>
       <w:r>
-        <w:lastRenderedPageBreak/>
         <w:t>However, the final implementation decisions, training execution, validation checks, WandB result interpretation, and final model selection were manually reviewed and verified. AI tools were used only as assistants, while the key experimental judgments and conclusions were made independently.</w:t>
       </w:r>
     </w:p>
     <w:p>
       <w:pPr>
         <w:rPr>
-          <w:rFonts w:eastAsia="맑은 고딕" w:hint="eastAsia"/>
+          <w:rFonts w:eastAsia="맑은 고딕"/>
           <w:lang w:eastAsia="ko-KR"/>
         </w:rPr>
       </w:pPr>
@@ -4335,15 +4288,7 @@
         </w:rPr>
       </w:pPr>
       <w:r>
-        <w:t xml:space="preserve">The final design focuses on balancing segmentation performance and computational efficiency. EfficientNet-B3 provides strong CNN features, </w:t>
-      </w:r>
-      <w:proofErr w:type="gramStart"/>
-      <w:r>
-        <w:t>while</w:t>
-      </w:r>
-      <w:proofErr w:type="gramEnd"/>
-      <w:r>
-        <w:t xml:space="preserve"> depthwise separable FPN blocks reduce the computational cost of multi-scale feature fusion.</w:t>
+        <w:t>The final design focuses on balancing segmentation performance and computational efficiency. EfficientNet-B3 provides strong CNN features, while depthwise separable FPN blocks reduce the computational cost of multi-scale feature fusion.</w:t>
       </w:r>
     </w:p>
     <w:p>
@@ -4357,7 +4302,7 @@
     <w:p>
       <w:pPr>
         <w:rPr>
-          <w:rFonts w:eastAsia="맑은 고딕" w:hint="eastAsia"/>
+          <w:rFonts w:eastAsia="맑은 고딕"/>
           <w:lang w:eastAsia="ko-KR"/>
         </w:rPr>
       </w:pPr>
@@ -4563,7 +4508,7 @@
     <w:p>
       <w:pPr>
         <w:rPr>
-          <w:rFonts w:eastAsia="맑은 고딕" w:hint="eastAsia"/>
+          <w:rFonts w:eastAsia="맑은 고딕"/>
           <w:lang w:eastAsia="ko-KR"/>
         </w:rPr>
       </w:pPr>
